--- a/docs/需求文档.docx
+++ b/docs/需求文档.docx
@@ -874,7 +874,7 @@
               <w:jc w:val="left"/>
             </w:pPr>
             <w:r>
-              <w:t xml:space="preserve">≥1.0 m/s（轮毂直径 11cm，180rpm）</w:t>
+              <w:t xml:space="preserve">≥1.5 m/s（轮毂直径 11cm，电机最高 300rpm）</w:t>
             </w:r>
           </w:p>
         </w:tc>
